--- a/ClassWork/Document1.docx
+++ b/ClassWork/Document1.docx
@@ -4,14 +4,16 @@
   <w:body>
     <w:p>
       <w:r>
-        <w:rPr>
-          <w:noProof/>
-        </w:rPr>
+        <w:t>192.168.1.3</w:t>
+      </w:r>
+    </w:p>
+    <w:p>
+      <w:r>
         <w:drawing>
-          <wp:inline distT="0" distB="0" distL="0" distR="0" wp14:anchorId="4958914D" wp14:editId="4B9DC25E">
-            <wp:extent cx="5943600" cy="1735455"/>
-            <wp:effectExtent l="0" t="0" r="0" b="4445"/>
-            <wp:docPr id="1492751930" name="Picture 1" descr="A screen shot of a computer&#10;&#10;AI-generated content may be incorrect."/>
+          <wp:inline distT="0" distB="0" distL="0" distR="0" wp14:anchorId="2C509776" wp14:editId="2ACF57F2">
+            <wp:extent cx="3644900" cy="1968500"/>
+            <wp:effectExtent l="0" t="0" r="0" b="0"/>
+            <wp:docPr id="1726673072" name="Picture 1"/>
             <wp:cNvGraphicFramePr>
               <a:graphicFrameLocks xmlns:a="http://schemas.openxmlformats.org/drawingml/2006/main" noChangeAspect="1"/>
             </wp:cNvGraphicFramePr>
@@ -19,11 +21,11 @@
               <a:graphicData uri="http://schemas.openxmlformats.org/drawingml/2006/picture">
                 <pic:pic xmlns:pic="http://schemas.openxmlformats.org/drawingml/2006/picture">
                   <pic:nvPicPr>
-                    <pic:cNvPr id="1492751930" name="Picture 1" descr="A screen shot of a computer&#10;&#10;AI-generated content may be incorrect."/>
+                    <pic:cNvPr id="1726673072" name=""/>
                     <pic:cNvPicPr/>
                   </pic:nvPicPr>
                   <pic:blipFill>
-                    <a:blip r:embed="rId4"/>
+                    <a:blip r:embed="rId5"/>
                     <a:stretch>
                       <a:fillRect/>
                     </a:stretch>
@@ -31,7 +33,7 @@
                   <pic:spPr>
                     <a:xfrm>
                       <a:off x="0" y="0"/>
-                      <a:ext cx="5943600" cy="1735455"/>
+                      <a:ext cx="3644900" cy="1968500"/>
                     </a:xfrm>
                     <a:prstGeom prst="rect">
                       <a:avLst/>
@@ -44,16 +46,193 @@
         </w:drawing>
       </w:r>
     </w:p>
+    <w:p/>
+    <w:p/>
+    <w:p>
+      <w:pPr>
+        <w:spacing w:before="100" w:beforeAutospacing="1" w:after="100" w:afterAutospacing="1" w:line="240" w:lineRule="auto"/>
+        <w:outlineLvl w:val="2"/>
+        <w:rPr>
+          <w:rFonts w:ascii="Times New Roman" w:eastAsia="Times New Roman" w:hAnsi="Times New Roman" w:cs="Times New Roman"/>
+          <w:b/>
+          <w:bCs/>
+          <w:kern w:val="0"/>
+          <w:sz w:val="27"/>
+          <w:szCs w:val="27"/>
+          <w14:ligatures w14:val="none"/>
+        </w:rPr>
+      </w:pPr>
+      <w:r>
+        <w:rPr>
+          <w:rFonts w:ascii="Times New Roman" w:eastAsia="Times New Roman" w:hAnsi="Times New Roman" w:cs="Times New Roman"/>
+          <w:b/>
+          <w:bCs/>
+          <w:kern w:val="0"/>
+          <w:sz w:val="27"/>
+          <w:szCs w:val="27"/>
+          <w14:ligatures w14:val="none"/>
+        </w:rPr>
+        <w:t>3</w:t>
+      </w:r>
+    </w:p>
+    <w:p>
+      <w:pPr>
+        <w:numPr>
+          <w:ilvl w:val="0"/>
+          <w:numId w:val="1"/>
+        </w:numPr>
+        <w:spacing w:before="100" w:beforeAutospacing="1" w:after="100" w:afterAutospacing="1" w:line="240" w:lineRule="auto"/>
+        <w:rPr>
+          <w:rFonts w:ascii="Times New Roman" w:eastAsia="Times New Roman" w:hAnsi="Times New Roman" w:cs="Times New Roman"/>
+          <w:kern w:val="0"/>
+          <w14:ligatures w14:val="none"/>
+        </w:rPr>
+      </w:pPr>
+      <w:r>
+        <w:rPr>
+          <w:rFonts w:ascii="Times New Roman" w:eastAsia="Times New Roman" w:hAnsi="Times New Roman" w:cs="Times New Roman"/>
+          <w:kern w:val="0"/>
+          <w14:ligatures w14:val="none"/>
+        </w:rPr>
+        <w:t>what is initial attack vector</w:t>
+      </w:r>
+    </w:p>
+    <w:p>
+      <w:pPr>
+        <w:numPr>
+          <w:ilvl w:val="0"/>
+          <w:numId w:val="1"/>
+        </w:numPr>
+        <w:spacing w:before="100" w:beforeAutospacing="1" w:after="100" w:afterAutospacing="1" w:line="240" w:lineRule="auto"/>
+        <w:rPr>
+          <w:rFonts w:ascii="Times New Roman" w:eastAsia="Times New Roman" w:hAnsi="Times New Roman" w:cs="Times New Roman"/>
+          <w:kern w:val="0"/>
+          <w14:ligatures w14:val="none"/>
+        </w:rPr>
+      </w:pPr>
+      <w:r>
+        <w:rPr>
+          <w:rFonts w:ascii="Times New Roman" w:eastAsia="Times New Roman" w:hAnsi="Times New Roman" w:cs="Times New Roman"/>
+          <w:kern w:val="0"/>
+          <w14:ligatures w14:val="none"/>
+        </w:rPr>
+        <w:t>suspicious file, strange name</w:t>
+      </w:r>
+    </w:p>
+    <w:p>
+      <w:pPr>
+        <w:numPr>
+          <w:ilvl w:val="0"/>
+          <w:numId w:val="1"/>
+        </w:numPr>
+        <w:spacing w:before="100" w:beforeAutospacing="1" w:after="100" w:afterAutospacing="1" w:line="240" w:lineRule="auto"/>
+        <w:rPr>
+          <w:rFonts w:ascii="Times New Roman" w:eastAsia="Times New Roman" w:hAnsi="Times New Roman" w:cs="Times New Roman"/>
+          <w:kern w:val="0"/>
+          <w14:ligatures w14:val="none"/>
+        </w:rPr>
+      </w:pPr>
+      <w:r>
+        <w:rPr>
+          <w:rFonts w:ascii="Times New Roman" w:eastAsia="Times New Roman" w:hAnsi="Times New Roman" w:cs="Times New Roman"/>
+          <w:kern w:val="0"/>
+          <w14:ligatures w14:val="none"/>
+        </w:rPr>
+        <w:t>reconnaissance activities</w:t>
+      </w:r>
+    </w:p>
+    <w:p>
+      <w:pPr>
+        <w:spacing w:before="100" w:beforeAutospacing="1" w:after="100" w:afterAutospacing="1" w:line="240" w:lineRule="auto"/>
+        <w:outlineLvl w:val="2"/>
+        <w:rPr>
+          <w:rFonts w:ascii="Times New Roman" w:eastAsia="Times New Roman" w:hAnsi="Times New Roman" w:cs="Times New Roman"/>
+          <w:b/>
+          <w:bCs/>
+          <w:kern w:val="0"/>
+          <w:sz w:val="27"/>
+          <w:szCs w:val="27"/>
+          <w14:ligatures w14:val="none"/>
+        </w:rPr>
+      </w:pPr>
+      <w:r>
+        <w:rPr>
+          <w:rFonts w:ascii="Times New Roman" w:eastAsia="Times New Roman" w:hAnsi="Times New Roman" w:cs="Times New Roman"/>
+          <w:b/>
+          <w:bCs/>
+          <w:kern w:val="0"/>
+          <w:sz w:val="27"/>
+          <w:szCs w:val="27"/>
+          <w14:ligatures w14:val="none"/>
+        </w:rPr>
+        <w:t>5</w:t>
+      </w:r>
+    </w:p>
+    <w:p>
+      <w:pPr>
+        <w:numPr>
+          <w:ilvl w:val="0"/>
+          <w:numId w:val="2"/>
+        </w:numPr>
+        <w:spacing w:before="100" w:beforeAutospacing="1" w:after="100" w:afterAutospacing="1" w:line="240" w:lineRule="auto"/>
+        <w:rPr>
+          <w:rFonts w:ascii="Times New Roman" w:eastAsia="Times New Roman" w:hAnsi="Times New Roman" w:cs="Times New Roman"/>
+          <w:kern w:val="0"/>
+          <w14:ligatures w14:val="none"/>
+        </w:rPr>
+      </w:pPr>
+      <w:r>
+        <w:rPr>
+          <w:rFonts w:ascii="Times New Roman" w:eastAsia="Times New Roman" w:hAnsi="Times New Roman" w:cs="Times New Roman"/>
+          <w:kern w:val="0"/>
+          <w14:ligatures w14:val="none"/>
+        </w:rPr>
+        <w:t>initial access</w:t>
+      </w:r>
+    </w:p>
+    <w:p>
+      <w:pPr>
+        <w:numPr>
+          <w:ilvl w:val="0"/>
+          <w:numId w:val="2"/>
+        </w:numPr>
+        <w:spacing w:before="100" w:beforeAutospacing="1" w:after="100" w:afterAutospacing="1" w:line="240" w:lineRule="auto"/>
+        <w:rPr>
+          <w:rFonts w:ascii="Times New Roman" w:eastAsia="Times New Roman" w:hAnsi="Times New Roman" w:cs="Times New Roman"/>
+          <w:kern w:val="0"/>
+          <w14:ligatures w14:val="none"/>
+        </w:rPr>
+      </w:pPr>
+      <w:r>
+        <w:rPr>
+          <w:rFonts w:ascii="Times New Roman" w:eastAsia="Times New Roman" w:hAnsi="Times New Roman" w:cs="Times New Roman"/>
+          <w:kern w:val="0"/>
+          <w14:ligatures w14:val="none"/>
+        </w:rPr>
+        <w:t>hiding/moving memory location</w:t>
+      </w:r>
+    </w:p>
     <w:p>
       <w:r>
-        <w:rPr>
-          <w:noProof/>
-        </w:rPr>
+        <w:br/>
+        <w:t xml:space="preserve">if I can’t find the </w:t>
+      </w:r>
+      <w:r>
+        <w:t>on security onion look on the network miner</w:t>
+      </w:r>
+      <w:r>
+        <w:br/>
+      </w:r>
+      <w:r>
+        <w:lastRenderedPageBreak/>
+        <w:br/>
+      </w:r>
+      <w:r>
         <w:drawing>
-          <wp:inline distT="0" distB="0" distL="0" distR="0" wp14:anchorId="4EF8AD9F" wp14:editId="15F63CCC">
-            <wp:extent cx="5943600" cy="3545840"/>
+          <wp:inline distT="0" distB="0" distL="0" distR="0" wp14:anchorId="7FAA3362" wp14:editId="3F8228F1">
+            <wp:extent cx="5473700" cy="2705100"/>
             <wp:effectExtent l="0" t="0" r="0" b="0"/>
-            <wp:docPr id="1119293302" name="Picture 1" descr="A screenshot of a computer&#10;&#10;AI-generated content may be incorrect."/>
+            <wp:docPr id="1330811822" name="Picture 1"/>
             <wp:cNvGraphicFramePr>
               <a:graphicFrameLocks xmlns:a="http://schemas.openxmlformats.org/drawingml/2006/main" noChangeAspect="1"/>
             </wp:cNvGraphicFramePr>
@@ -61,50 +240,7 @@
               <a:graphicData uri="http://schemas.openxmlformats.org/drawingml/2006/picture">
                 <pic:pic xmlns:pic="http://schemas.openxmlformats.org/drawingml/2006/picture">
                   <pic:nvPicPr>
-                    <pic:cNvPr id="1119293302" name="Picture 1" descr="A screenshot of a computer&#10;&#10;AI-generated content may be incorrect."/>
-                    <pic:cNvPicPr/>
-                  </pic:nvPicPr>
-                  <pic:blipFill>
-                    <a:blip r:embed="rId5"/>
-                    <a:stretch>
-                      <a:fillRect/>
-                    </a:stretch>
-                  </pic:blipFill>
-                  <pic:spPr>
-                    <a:xfrm>
-                      <a:off x="0" y="0"/>
-                      <a:ext cx="5943600" cy="3545840"/>
-                    </a:xfrm>
-                    <a:prstGeom prst="rect">
-                      <a:avLst/>
-                    </a:prstGeom>
-                  </pic:spPr>
-                </pic:pic>
-              </a:graphicData>
-            </a:graphic>
-          </wp:inline>
-        </w:drawing>
-      </w:r>
-    </w:p>
-    <w:p>
-      <w:r>
-        <w:rPr>
-          <w:noProof/>
-        </w:rPr>
-        <w:lastRenderedPageBreak/>
-        <w:drawing>
-          <wp:inline distT="0" distB="0" distL="0" distR="0" wp14:anchorId="680853E7" wp14:editId="4FF9C89C">
-            <wp:extent cx="5943600" cy="3581400"/>
-            <wp:effectExtent l="0" t="0" r="0" b="0"/>
-            <wp:docPr id="1578628011" name="Picture 1" descr="A screenshot of a computer&#10;&#10;AI-generated content may be incorrect."/>
-            <wp:cNvGraphicFramePr>
-              <a:graphicFrameLocks xmlns:a="http://schemas.openxmlformats.org/drawingml/2006/main" noChangeAspect="1"/>
-            </wp:cNvGraphicFramePr>
-            <a:graphic xmlns:a="http://schemas.openxmlformats.org/drawingml/2006/main">
-              <a:graphicData uri="http://schemas.openxmlformats.org/drawingml/2006/picture">
-                <pic:pic xmlns:pic="http://schemas.openxmlformats.org/drawingml/2006/picture">
-                  <pic:nvPicPr>
-                    <pic:cNvPr id="1578628011" name="Picture 1" descr="A screenshot of a computer&#10;&#10;AI-generated content may be incorrect."/>
+                    <pic:cNvPr id="1330811822" name=""/>
                     <pic:cNvPicPr/>
                   </pic:nvPicPr>
                   <pic:blipFill>
@@ -116,653 +252,7 @@
                   <pic:spPr>
                     <a:xfrm>
                       <a:off x="0" y="0"/>
-                      <a:ext cx="5943600" cy="3581400"/>
-                    </a:xfrm>
-                    <a:prstGeom prst="rect">
-                      <a:avLst/>
-                    </a:prstGeom>
-                  </pic:spPr>
-                </pic:pic>
-              </a:graphicData>
-            </a:graphic>
-          </wp:inline>
-        </w:drawing>
-      </w:r>
-      <w:r>
-        <w:rPr>
-          <w:noProof/>
-        </w:rPr>
-        <w:drawing>
-          <wp:inline distT="0" distB="0" distL="0" distR="0" wp14:anchorId="03ADE4F2" wp14:editId="1C2D8228">
-            <wp:extent cx="5943600" cy="3700780"/>
-            <wp:effectExtent l="0" t="0" r="0" b="0"/>
-            <wp:docPr id="751233242" name="Picture 1" descr="A screenshot of a computer&#10;&#10;AI-generated content may be incorrect."/>
-            <wp:cNvGraphicFramePr>
-              <a:graphicFrameLocks xmlns:a="http://schemas.openxmlformats.org/drawingml/2006/main" noChangeAspect="1"/>
-            </wp:cNvGraphicFramePr>
-            <a:graphic xmlns:a="http://schemas.openxmlformats.org/drawingml/2006/main">
-              <a:graphicData uri="http://schemas.openxmlformats.org/drawingml/2006/picture">
-                <pic:pic xmlns:pic="http://schemas.openxmlformats.org/drawingml/2006/picture">
-                  <pic:nvPicPr>
-                    <pic:cNvPr id="751233242" name="Picture 1" descr="A screenshot of a computer&#10;&#10;AI-generated content may be incorrect."/>
-                    <pic:cNvPicPr/>
-                  </pic:nvPicPr>
-                  <pic:blipFill>
-                    <a:blip r:embed="rId7"/>
-                    <a:stretch>
-                      <a:fillRect/>
-                    </a:stretch>
-                  </pic:blipFill>
-                  <pic:spPr>
-                    <a:xfrm>
-                      <a:off x="0" y="0"/>
-                      <a:ext cx="5943600" cy="3700780"/>
-                    </a:xfrm>
-                    <a:prstGeom prst="rect">
-                      <a:avLst/>
-                    </a:prstGeom>
-                  </pic:spPr>
-                </pic:pic>
-              </a:graphicData>
-            </a:graphic>
-          </wp:inline>
-        </w:drawing>
-      </w:r>
-      <w:r>
-        <w:rPr>
-          <w:noProof/>
-        </w:rPr>
-        <w:lastRenderedPageBreak/>
-        <w:drawing>
-          <wp:inline distT="0" distB="0" distL="0" distR="0" wp14:anchorId="2D99473C" wp14:editId="504A7A6E">
-            <wp:extent cx="5943600" cy="3813810"/>
-            <wp:effectExtent l="0" t="0" r="0" b="0"/>
-            <wp:docPr id="1353287056" name="Picture 1" descr="A screenshot of a computer&#10;&#10;AI-generated content may be incorrect."/>
-            <wp:cNvGraphicFramePr>
-              <a:graphicFrameLocks xmlns:a="http://schemas.openxmlformats.org/drawingml/2006/main" noChangeAspect="1"/>
-            </wp:cNvGraphicFramePr>
-            <a:graphic xmlns:a="http://schemas.openxmlformats.org/drawingml/2006/main">
-              <a:graphicData uri="http://schemas.openxmlformats.org/drawingml/2006/picture">
-                <pic:pic xmlns:pic="http://schemas.openxmlformats.org/drawingml/2006/picture">
-                  <pic:nvPicPr>
-                    <pic:cNvPr id="1353287056" name="Picture 1" descr="A screenshot of a computer&#10;&#10;AI-generated content may be incorrect."/>
-                    <pic:cNvPicPr/>
-                  </pic:nvPicPr>
-                  <pic:blipFill>
-                    <a:blip r:embed="rId8"/>
-                    <a:stretch>
-                      <a:fillRect/>
-                    </a:stretch>
-                  </pic:blipFill>
-                  <pic:spPr>
-                    <a:xfrm>
-                      <a:off x="0" y="0"/>
-                      <a:ext cx="5943600" cy="3813810"/>
-                    </a:xfrm>
-                    <a:prstGeom prst="rect">
-                      <a:avLst/>
-                    </a:prstGeom>
-                  </pic:spPr>
-                </pic:pic>
-              </a:graphicData>
-            </a:graphic>
-          </wp:inline>
-        </w:drawing>
-      </w:r>
-      <w:r>
-        <w:rPr>
-          <w:noProof/>
-        </w:rPr>
-        <w:drawing>
-          <wp:inline distT="0" distB="0" distL="0" distR="0" wp14:anchorId="29DAC7A3" wp14:editId="57DA1232">
-            <wp:extent cx="5943600" cy="1572260"/>
-            <wp:effectExtent l="0" t="0" r="0" b="2540"/>
-            <wp:docPr id="1806770442" name="Picture 1" descr="A screenshot of a computer&#10;&#10;AI-generated content may be incorrect."/>
-            <wp:cNvGraphicFramePr>
-              <a:graphicFrameLocks xmlns:a="http://schemas.openxmlformats.org/drawingml/2006/main" noChangeAspect="1"/>
-            </wp:cNvGraphicFramePr>
-            <a:graphic xmlns:a="http://schemas.openxmlformats.org/drawingml/2006/main">
-              <a:graphicData uri="http://schemas.openxmlformats.org/drawingml/2006/picture">
-                <pic:pic xmlns:pic="http://schemas.openxmlformats.org/drawingml/2006/picture">
-                  <pic:nvPicPr>
-                    <pic:cNvPr id="1806770442" name="Picture 1" descr="A screenshot of a computer&#10;&#10;AI-generated content may be incorrect."/>
-                    <pic:cNvPicPr/>
-                  </pic:nvPicPr>
-                  <pic:blipFill>
-                    <a:blip r:embed="rId9"/>
-                    <a:stretch>
-                      <a:fillRect/>
-                    </a:stretch>
-                  </pic:blipFill>
-                  <pic:spPr>
-                    <a:xfrm>
-                      <a:off x="0" y="0"/>
-                      <a:ext cx="5943600" cy="1572260"/>
-                    </a:xfrm>
-                    <a:prstGeom prst="rect">
-                      <a:avLst/>
-                    </a:prstGeom>
-                  </pic:spPr>
-                </pic:pic>
-              </a:graphicData>
-            </a:graphic>
-          </wp:inline>
-        </w:drawing>
-      </w:r>
-      <w:r>
-        <w:rPr>
-          <w:noProof/>
-        </w:rPr>
-        <w:lastRenderedPageBreak/>
-        <w:drawing>
-          <wp:inline distT="0" distB="0" distL="0" distR="0" wp14:anchorId="270CF4CE" wp14:editId="7E7181F2">
-            <wp:extent cx="5943600" cy="3703320"/>
-            <wp:effectExtent l="0" t="0" r="0" b="5080"/>
-            <wp:docPr id="1716003751" name="Picture 1" descr="A screenshot of a computer&#10;&#10;AI-generated content may be incorrect."/>
-            <wp:cNvGraphicFramePr>
-              <a:graphicFrameLocks xmlns:a="http://schemas.openxmlformats.org/drawingml/2006/main" noChangeAspect="1"/>
-            </wp:cNvGraphicFramePr>
-            <a:graphic xmlns:a="http://schemas.openxmlformats.org/drawingml/2006/main">
-              <a:graphicData uri="http://schemas.openxmlformats.org/drawingml/2006/picture">
-                <pic:pic xmlns:pic="http://schemas.openxmlformats.org/drawingml/2006/picture">
-                  <pic:nvPicPr>
-                    <pic:cNvPr id="1716003751" name="Picture 1" descr="A screenshot of a computer&#10;&#10;AI-generated content may be incorrect."/>
-                    <pic:cNvPicPr/>
-                  </pic:nvPicPr>
-                  <pic:blipFill>
-                    <a:blip r:embed="rId10"/>
-                    <a:stretch>
-                      <a:fillRect/>
-                    </a:stretch>
-                  </pic:blipFill>
-                  <pic:spPr>
-                    <a:xfrm>
-                      <a:off x="0" y="0"/>
-                      <a:ext cx="5943600" cy="3703320"/>
-                    </a:xfrm>
-                    <a:prstGeom prst="rect">
-                      <a:avLst/>
-                    </a:prstGeom>
-                  </pic:spPr>
-                </pic:pic>
-              </a:graphicData>
-            </a:graphic>
-          </wp:inline>
-        </w:drawing>
-      </w:r>
-      <w:r>
-        <w:rPr>
-          <w:noProof/>
-        </w:rPr>
-        <w:drawing>
-          <wp:inline distT="0" distB="0" distL="0" distR="0" wp14:anchorId="183CF4D0" wp14:editId="2289641B">
-            <wp:extent cx="5943600" cy="3540760"/>
-            <wp:effectExtent l="0" t="0" r="0" b="2540"/>
-            <wp:docPr id="886008021" name="Picture 1" descr="A screenshot of a computer&#10;&#10;AI-generated content may be incorrect."/>
-            <wp:cNvGraphicFramePr>
-              <a:graphicFrameLocks xmlns:a="http://schemas.openxmlformats.org/drawingml/2006/main" noChangeAspect="1"/>
-            </wp:cNvGraphicFramePr>
-            <a:graphic xmlns:a="http://schemas.openxmlformats.org/drawingml/2006/main">
-              <a:graphicData uri="http://schemas.openxmlformats.org/drawingml/2006/picture">
-                <pic:pic xmlns:pic="http://schemas.openxmlformats.org/drawingml/2006/picture">
-                  <pic:nvPicPr>
-                    <pic:cNvPr id="886008021" name="Picture 1" descr="A screenshot of a computer&#10;&#10;AI-generated content may be incorrect."/>
-                    <pic:cNvPicPr/>
-                  </pic:nvPicPr>
-                  <pic:blipFill>
-                    <a:blip r:embed="rId11"/>
-                    <a:stretch>
-                      <a:fillRect/>
-                    </a:stretch>
-                  </pic:blipFill>
-                  <pic:spPr>
-                    <a:xfrm>
-                      <a:off x="0" y="0"/>
-                      <a:ext cx="5943600" cy="3540760"/>
-                    </a:xfrm>
-                    <a:prstGeom prst="rect">
-                      <a:avLst/>
-                    </a:prstGeom>
-                  </pic:spPr>
-                </pic:pic>
-              </a:graphicData>
-            </a:graphic>
-          </wp:inline>
-        </w:drawing>
-      </w:r>
-      <w:r>
-        <w:rPr>
-          <w:noProof/>
-        </w:rPr>
-        <w:lastRenderedPageBreak/>
-        <w:drawing>
-          <wp:inline distT="0" distB="0" distL="0" distR="0" wp14:anchorId="5BE198BB" wp14:editId="5E72480E">
-            <wp:extent cx="5943600" cy="2368550"/>
-            <wp:effectExtent l="0" t="0" r="0" b="6350"/>
-            <wp:docPr id="132303142" name="Picture 1" descr="A screenshot of a computer&#10;&#10;AI-generated content may be incorrect."/>
-            <wp:cNvGraphicFramePr>
-              <a:graphicFrameLocks xmlns:a="http://schemas.openxmlformats.org/drawingml/2006/main" noChangeAspect="1"/>
-            </wp:cNvGraphicFramePr>
-            <a:graphic xmlns:a="http://schemas.openxmlformats.org/drawingml/2006/main">
-              <a:graphicData uri="http://schemas.openxmlformats.org/drawingml/2006/picture">
-                <pic:pic xmlns:pic="http://schemas.openxmlformats.org/drawingml/2006/picture">
-                  <pic:nvPicPr>
-                    <pic:cNvPr id="132303142" name="Picture 1" descr="A screenshot of a computer&#10;&#10;AI-generated content may be incorrect."/>
-                    <pic:cNvPicPr/>
-                  </pic:nvPicPr>
-                  <pic:blipFill>
-                    <a:blip r:embed="rId12"/>
-                    <a:stretch>
-                      <a:fillRect/>
-                    </a:stretch>
-                  </pic:blipFill>
-                  <pic:spPr>
-                    <a:xfrm>
-                      <a:off x="0" y="0"/>
-                      <a:ext cx="5943600" cy="2368550"/>
-                    </a:xfrm>
-                    <a:prstGeom prst="rect">
-                      <a:avLst/>
-                    </a:prstGeom>
-                  </pic:spPr>
-                </pic:pic>
-              </a:graphicData>
-            </a:graphic>
-          </wp:inline>
-        </w:drawing>
-      </w:r>
-      <w:r>
-        <w:rPr>
-          <w:noProof/>
-        </w:rPr>
-        <w:drawing>
-          <wp:inline distT="0" distB="0" distL="0" distR="0" wp14:anchorId="10E9E97D" wp14:editId="2DE7B5B6">
-            <wp:extent cx="5943600" cy="2881630"/>
-            <wp:effectExtent l="0" t="0" r="0" b="1270"/>
-            <wp:docPr id="1543180423" name="Picture 1" descr="A screenshot of a computer&#10;&#10;AI-generated content may be incorrect."/>
-            <wp:cNvGraphicFramePr>
-              <a:graphicFrameLocks xmlns:a="http://schemas.openxmlformats.org/drawingml/2006/main" noChangeAspect="1"/>
-            </wp:cNvGraphicFramePr>
-            <a:graphic xmlns:a="http://schemas.openxmlformats.org/drawingml/2006/main">
-              <a:graphicData uri="http://schemas.openxmlformats.org/drawingml/2006/picture">
-                <pic:pic xmlns:pic="http://schemas.openxmlformats.org/drawingml/2006/picture">
-                  <pic:nvPicPr>
-                    <pic:cNvPr id="1543180423" name="Picture 1" descr="A screenshot of a computer&#10;&#10;AI-generated content may be incorrect."/>
-                    <pic:cNvPicPr/>
-                  </pic:nvPicPr>
-                  <pic:blipFill>
-                    <a:blip r:embed="rId13"/>
-                    <a:stretch>
-                      <a:fillRect/>
-                    </a:stretch>
-                  </pic:blipFill>
-                  <pic:spPr>
-                    <a:xfrm>
-                      <a:off x="0" y="0"/>
-                      <a:ext cx="5943600" cy="2881630"/>
-                    </a:xfrm>
-                    <a:prstGeom prst="rect">
-                      <a:avLst/>
-                    </a:prstGeom>
-                  </pic:spPr>
-                </pic:pic>
-              </a:graphicData>
-            </a:graphic>
-          </wp:inline>
-        </w:drawing>
-      </w:r>
-      <w:r>
-        <w:rPr>
-          <w:noProof/>
-        </w:rPr>
-        <w:drawing>
-          <wp:inline distT="0" distB="0" distL="0" distR="0" wp14:anchorId="637DB8DF" wp14:editId="10F00ABB">
-            <wp:extent cx="5943600" cy="1520190"/>
-            <wp:effectExtent l="0" t="0" r="0" b="3810"/>
-            <wp:docPr id="2133705913" name="Picture 1" descr="A screenshot of a computer&#10;&#10;AI-generated content may be incorrect."/>
-            <wp:cNvGraphicFramePr>
-              <a:graphicFrameLocks xmlns:a="http://schemas.openxmlformats.org/drawingml/2006/main" noChangeAspect="1"/>
-            </wp:cNvGraphicFramePr>
-            <a:graphic xmlns:a="http://schemas.openxmlformats.org/drawingml/2006/main">
-              <a:graphicData uri="http://schemas.openxmlformats.org/drawingml/2006/picture">
-                <pic:pic xmlns:pic="http://schemas.openxmlformats.org/drawingml/2006/picture">
-                  <pic:nvPicPr>
-                    <pic:cNvPr id="2133705913" name="Picture 1" descr="A screenshot of a computer&#10;&#10;AI-generated content may be incorrect."/>
-                    <pic:cNvPicPr/>
-                  </pic:nvPicPr>
-                  <pic:blipFill>
-                    <a:blip r:embed="rId14"/>
-                    <a:stretch>
-                      <a:fillRect/>
-                    </a:stretch>
-                  </pic:blipFill>
-                  <pic:spPr>
-                    <a:xfrm>
-                      <a:off x="0" y="0"/>
-                      <a:ext cx="5943600" cy="1520190"/>
-                    </a:xfrm>
-                    <a:prstGeom prst="rect">
-                      <a:avLst/>
-                    </a:prstGeom>
-                  </pic:spPr>
-                </pic:pic>
-              </a:graphicData>
-            </a:graphic>
-          </wp:inline>
-        </w:drawing>
-      </w:r>
-      <w:r>
-        <w:rPr>
-          <w:noProof/>
-        </w:rPr>
-        <w:lastRenderedPageBreak/>
-        <w:drawing>
-          <wp:inline distT="0" distB="0" distL="0" distR="0" wp14:anchorId="4827355E" wp14:editId="094C5BC1">
-            <wp:extent cx="5943600" cy="3602990"/>
-            <wp:effectExtent l="0" t="0" r="0" b="3810"/>
-            <wp:docPr id="720573106" name="Picture 1" descr="A screenshot of a computer&#10;&#10;AI-generated content may be incorrect."/>
-            <wp:cNvGraphicFramePr>
-              <a:graphicFrameLocks xmlns:a="http://schemas.openxmlformats.org/drawingml/2006/main" noChangeAspect="1"/>
-            </wp:cNvGraphicFramePr>
-            <a:graphic xmlns:a="http://schemas.openxmlformats.org/drawingml/2006/main">
-              <a:graphicData uri="http://schemas.openxmlformats.org/drawingml/2006/picture">
-                <pic:pic xmlns:pic="http://schemas.openxmlformats.org/drawingml/2006/picture">
-                  <pic:nvPicPr>
-                    <pic:cNvPr id="720573106" name="Picture 1" descr="A screenshot of a computer&#10;&#10;AI-generated content may be incorrect."/>
-                    <pic:cNvPicPr/>
-                  </pic:nvPicPr>
-                  <pic:blipFill>
-                    <a:blip r:embed="rId15"/>
-                    <a:stretch>
-                      <a:fillRect/>
-                    </a:stretch>
-                  </pic:blipFill>
-                  <pic:spPr>
-                    <a:xfrm>
-                      <a:off x="0" y="0"/>
-                      <a:ext cx="5943600" cy="3602990"/>
-                    </a:xfrm>
-                    <a:prstGeom prst="rect">
-                      <a:avLst/>
-                    </a:prstGeom>
-                  </pic:spPr>
-                </pic:pic>
-              </a:graphicData>
-            </a:graphic>
-          </wp:inline>
-        </w:drawing>
-      </w:r>
-      <w:r>
-        <w:rPr>
-          <w:noProof/>
-        </w:rPr>
-        <w:drawing>
-          <wp:inline distT="0" distB="0" distL="0" distR="0" wp14:anchorId="0F7BF405" wp14:editId="14CABF2B">
-            <wp:extent cx="5943600" cy="3493135"/>
-            <wp:effectExtent l="0" t="0" r="0" b="0"/>
-            <wp:docPr id="1577438122" name="Picture 1" descr="A screenshot of a computer&#10;&#10;AI-generated content may be incorrect."/>
-            <wp:cNvGraphicFramePr>
-              <a:graphicFrameLocks xmlns:a="http://schemas.openxmlformats.org/drawingml/2006/main" noChangeAspect="1"/>
-            </wp:cNvGraphicFramePr>
-            <a:graphic xmlns:a="http://schemas.openxmlformats.org/drawingml/2006/main">
-              <a:graphicData uri="http://schemas.openxmlformats.org/drawingml/2006/picture">
-                <pic:pic xmlns:pic="http://schemas.openxmlformats.org/drawingml/2006/picture">
-                  <pic:nvPicPr>
-                    <pic:cNvPr id="1577438122" name="Picture 1" descr="A screenshot of a computer&#10;&#10;AI-generated content may be incorrect."/>
-                    <pic:cNvPicPr/>
-                  </pic:nvPicPr>
-                  <pic:blipFill>
-                    <a:blip r:embed="rId16"/>
-                    <a:stretch>
-                      <a:fillRect/>
-                    </a:stretch>
-                  </pic:blipFill>
-                  <pic:spPr>
-                    <a:xfrm>
-                      <a:off x="0" y="0"/>
-                      <a:ext cx="5943600" cy="3493135"/>
-                    </a:xfrm>
-                    <a:prstGeom prst="rect">
-                      <a:avLst/>
-                    </a:prstGeom>
-                  </pic:spPr>
-                </pic:pic>
-              </a:graphicData>
-            </a:graphic>
-          </wp:inline>
-        </w:drawing>
-      </w:r>
-      <w:r>
-        <w:rPr>
-          <w:noProof/>
-        </w:rPr>
-        <w:lastRenderedPageBreak/>
-        <w:drawing>
-          <wp:inline distT="0" distB="0" distL="0" distR="0" wp14:anchorId="40312B6D" wp14:editId="4205964C">
-            <wp:extent cx="5943600" cy="3769360"/>
-            <wp:effectExtent l="0" t="0" r="0" b="2540"/>
-            <wp:docPr id="1567439317" name="Picture 1" descr="A screenshot of a computer&#10;&#10;AI-generated content may be incorrect."/>
-            <wp:cNvGraphicFramePr>
-              <a:graphicFrameLocks xmlns:a="http://schemas.openxmlformats.org/drawingml/2006/main" noChangeAspect="1"/>
-            </wp:cNvGraphicFramePr>
-            <a:graphic xmlns:a="http://schemas.openxmlformats.org/drawingml/2006/main">
-              <a:graphicData uri="http://schemas.openxmlformats.org/drawingml/2006/picture">
-                <pic:pic xmlns:pic="http://schemas.openxmlformats.org/drawingml/2006/picture">
-                  <pic:nvPicPr>
-                    <pic:cNvPr id="1567439317" name="Picture 1" descr="A screenshot of a computer&#10;&#10;AI-generated content may be incorrect."/>
-                    <pic:cNvPicPr/>
-                  </pic:nvPicPr>
-                  <pic:blipFill>
-                    <a:blip r:embed="rId17"/>
-                    <a:stretch>
-                      <a:fillRect/>
-                    </a:stretch>
-                  </pic:blipFill>
-                  <pic:spPr>
-                    <a:xfrm>
-                      <a:off x="0" y="0"/>
-                      <a:ext cx="5943600" cy="3769360"/>
-                    </a:xfrm>
-                    <a:prstGeom prst="rect">
-                      <a:avLst/>
-                    </a:prstGeom>
-                  </pic:spPr>
-                </pic:pic>
-              </a:graphicData>
-            </a:graphic>
-          </wp:inline>
-        </w:drawing>
-      </w:r>
-      <w:r>
-        <w:rPr>
-          <w:noProof/>
-        </w:rPr>
-        <w:drawing>
-          <wp:inline distT="0" distB="0" distL="0" distR="0" wp14:anchorId="5DB3581A" wp14:editId="45B370B4">
-            <wp:extent cx="5943600" cy="3638550"/>
-            <wp:effectExtent l="0" t="0" r="0" b="6350"/>
-            <wp:docPr id="2091740755" name="Picture 1" descr="A screenshot of a computer&#10;&#10;AI-generated content may be incorrect."/>
-            <wp:cNvGraphicFramePr>
-              <a:graphicFrameLocks xmlns:a="http://schemas.openxmlformats.org/drawingml/2006/main" noChangeAspect="1"/>
-            </wp:cNvGraphicFramePr>
-            <a:graphic xmlns:a="http://schemas.openxmlformats.org/drawingml/2006/main">
-              <a:graphicData uri="http://schemas.openxmlformats.org/drawingml/2006/picture">
-                <pic:pic xmlns:pic="http://schemas.openxmlformats.org/drawingml/2006/picture">
-                  <pic:nvPicPr>
-                    <pic:cNvPr id="2091740755" name="Picture 1" descr="A screenshot of a computer&#10;&#10;AI-generated content may be incorrect."/>
-                    <pic:cNvPicPr/>
-                  </pic:nvPicPr>
-                  <pic:blipFill>
-                    <a:blip r:embed="rId18"/>
-                    <a:stretch>
-                      <a:fillRect/>
-                    </a:stretch>
-                  </pic:blipFill>
-                  <pic:spPr>
-                    <a:xfrm>
-                      <a:off x="0" y="0"/>
-                      <a:ext cx="5943600" cy="3638550"/>
-                    </a:xfrm>
-                    <a:prstGeom prst="rect">
-                      <a:avLst/>
-                    </a:prstGeom>
-                  </pic:spPr>
-                </pic:pic>
-              </a:graphicData>
-            </a:graphic>
-          </wp:inline>
-        </w:drawing>
-      </w:r>
-      <w:r>
-        <w:rPr>
-          <w:noProof/>
-        </w:rPr>
-        <w:lastRenderedPageBreak/>
-        <w:drawing>
-          <wp:inline distT="0" distB="0" distL="0" distR="0" wp14:anchorId="3AD1CA24" wp14:editId="0B38B427">
-            <wp:extent cx="5943600" cy="2842260"/>
-            <wp:effectExtent l="0" t="0" r="0" b="2540"/>
-            <wp:docPr id="1772445278" name="Picture 1" descr="A screenshot of a computer&#10;&#10;AI-generated content may be incorrect."/>
-            <wp:cNvGraphicFramePr>
-              <a:graphicFrameLocks xmlns:a="http://schemas.openxmlformats.org/drawingml/2006/main" noChangeAspect="1"/>
-            </wp:cNvGraphicFramePr>
-            <a:graphic xmlns:a="http://schemas.openxmlformats.org/drawingml/2006/main">
-              <a:graphicData uri="http://schemas.openxmlformats.org/drawingml/2006/picture">
-                <pic:pic xmlns:pic="http://schemas.openxmlformats.org/drawingml/2006/picture">
-                  <pic:nvPicPr>
-                    <pic:cNvPr id="1772445278" name="Picture 1" descr="A screenshot of a computer&#10;&#10;AI-generated content may be incorrect."/>
-                    <pic:cNvPicPr/>
-                  </pic:nvPicPr>
-                  <pic:blipFill>
-                    <a:blip r:embed="rId19"/>
-                    <a:stretch>
-                      <a:fillRect/>
-                    </a:stretch>
-                  </pic:blipFill>
-                  <pic:spPr>
-                    <a:xfrm>
-                      <a:off x="0" y="0"/>
-                      <a:ext cx="5943600" cy="2842260"/>
-                    </a:xfrm>
-                    <a:prstGeom prst="rect">
-                      <a:avLst/>
-                    </a:prstGeom>
-                  </pic:spPr>
-                </pic:pic>
-              </a:graphicData>
-            </a:graphic>
-          </wp:inline>
-        </w:drawing>
-      </w:r>
-      <w:r>
-        <w:rPr>
-          <w:noProof/>
-        </w:rPr>
-        <w:drawing>
-          <wp:inline distT="0" distB="0" distL="0" distR="0" wp14:anchorId="6CFD8C9F" wp14:editId="569C1294">
-            <wp:extent cx="5943600" cy="1148080"/>
-            <wp:effectExtent l="0" t="0" r="0" b="0"/>
-            <wp:docPr id="1868317478" name="Picture 1" descr="A screen shot of a computer&#10;&#10;AI-generated content may be incorrect."/>
-            <wp:cNvGraphicFramePr>
-              <a:graphicFrameLocks xmlns:a="http://schemas.openxmlformats.org/drawingml/2006/main" noChangeAspect="1"/>
-            </wp:cNvGraphicFramePr>
-            <a:graphic xmlns:a="http://schemas.openxmlformats.org/drawingml/2006/main">
-              <a:graphicData uri="http://schemas.openxmlformats.org/drawingml/2006/picture">
-                <pic:pic xmlns:pic="http://schemas.openxmlformats.org/drawingml/2006/picture">
-                  <pic:nvPicPr>
-                    <pic:cNvPr id="1868317478" name="Picture 1" descr="A screen shot of a computer&#10;&#10;AI-generated content may be incorrect."/>
-                    <pic:cNvPicPr/>
-                  </pic:nvPicPr>
-                  <pic:blipFill>
-                    <a:blip r:embed="rId20"/>
-                    <a:stretch>
-                      <a:fillRect/>
-                    </a:stretch>
-                  </pic:blipFill>
-                  <pic:spPr>
-                    <a:xfrm>
-                      <a:off x="0" y="0"/>
-                      <a:ext cx="5943600" cy="1148080"/>
-                    </a:xfrm>
-                    <a:prstGeom prst="rect">
-                      <a:avLst/>
-                    </a:prstGeom>
-                  </pic:spPr>
-                </pic:pic>
-              </a:graphicData>
-            </a:graphic>
-          </wp:inline>
-        </w:drawing>
-      </w:r>
-      <w:r>
-        <w:rPr>
-          <w:noProof/>
-        </w:rPr>
-        <w:drawing>
-          <wp:inline distT="0" distB="0" distL="0" distR="0" wp14:anchorId="4421898F" wp14:editId="25B1C114">
-            <wp:extent cx="5943600" cy="1348105"/>
-            <wp:effectExtent l="0" t="0" r="0" b="0"/>
-            <wp:docPr id="597681446" name="Picture 1" descr="A screen shot of a computer&#10;&#10;AI-generated content may be incorrect."/>
-            <wp:cNvGraphicFramePr>
-              <a:graphicFrameLocks xmlns:a="http://schemas.openxmlformats.org/drawingml/2006/main" noChangeAspect="1"/>
-            </wp:cNvGraphicFramePr>
-            <a:graphic xmlns:a="http://schemas.openxmlformats.org/drawingml/2006/main">
-              <a:graphicData uri="http://schemas.openxmlformats.org/drawingml/2006/picture">
-                <pic:pic xmlns:pic="http://schemas.openxmlformats.org/drawingml/2006/picture">
-                  <pic:nvPicPr>
-                    <pic:cNvPr id="597681446" name="Picture 1" descr="A screen shot of a computer&#10;&#10;AI-generated content may be incorrect."/>
-                    <pic:cNvPicPr/>
-                  </pic:nvPicPr>
-                  <pic:blipFill>
-                    <a:blip r:embed="rId21"/>
-                    <a:stretch>
-                      <a:fillRect/>
-                    </a:stretch>
-                  </pic:blipFill>
-                  <pic:spPr>
-                    <a:xfrm>
-                      <a:off x="0" y="0"/>
-                      <a:ext cx="5943600" cy="1348105"/>
-                    </a:xfrm>
-                    <a:prstGeom prst="rect">
-                      <a:avLst/>
-                    </a:prstGeom>
-                  </pic:spPr>
-                </pic:pic>
-              </a:graphicData>
-            </a:graphic>
-          </wp:inline>
-        </w:drawing>
-      </w:r>
-      <w:r>
-        <w:rPr>
-          <w:noProof/>
-        </w:rPr>
-        <w:drawing>
-          <wp:inline distT="0" distB="0" distL="0" distR="0" wp14:anchorId="390957FE" wp14:editId="3BDB605F">
-            <wp:extent cx="5943600" cy="2002155"/>
-            <wp:effectExtent l="0" t="0" r="0" b="4445"/>
-            <wp:docPr id="1542882708" name="Picture 1" descr="A screenshot of a computer&#10;&#10;AI-generated content may be incorrect."/>
-            <wp:cNvGraphicFramePr>
-              <a:graphicFrameLocks xmlns:a="http://schemas.openxmlformats.org/drawingml/2006/main" noChangeAspect="1"/>
-            </wp:cNvGraphicFramePr>
-            <a:graphic xmlns:a="http://schemas.openxmlformats.org/drawingml/2006/main">
-              <a:graphicData uri="http://schemas.openxmlformats.org/drawingml/2006/picture">
-                <pic:pic xmlns:pic="http://schemas.openxmlformats.org/drawingml/2006/picture">
-                  <pic:nvPicPr>
-                    <pic:cNvPr id="1542882708" name="Picture 1" descr="A screenshot of a computer&#10;&#10;AI-generated content may be incorrect."/>
-                    <pic:cNvPicPr/>
-                  </pic:nvPicPr>
-                  <pic:blipFill>
-                    <a:blip r:embed="rId22"/>
-                    <a:stretch>
-                      <a:fillRect/>
-                    </a:stretch>
-                  </pic:blipFill>
-                  <pic:spPr>
-                    <a:xfrm>
-                      <a:off x="0" y="0"/>
-                      <a:ext cx="5943600" cy="2002155"/>
+                      <a:ext cx="5473700" cy="2705100"/>
                     </a:xfrm>
                     <a:prstGeom prst="rect">
                       <a:avLst/>
@@ -783,6 +273,315 @@
     </w:sectPr>
   </w:body>
 </w:document>
+</file>
+
+<file path=word/numbering.xml><?xml version="1.0" encoding="utf-8"?>
+<w:numbering xmlns:wpc="http://schemas.microsoft.com/office/word/2010/wordprocessingCanvas" xmlns:cx="http://schemas.microsoft.com/office/drawing/2014/chartex" xmlns:cx1="http://schemas.microsoft.com/office/drawing/2015/9/8/chartex" xmlns:cx2="http://schemas.microsoft.com/office/drawing/2015/10/21/chartex" xmlns:cx3="http://schemas.microsoft.com/office/drawing/2016/5/9/chartex" xmlns:cx4="http://schemas.microsoft.com/office/drawing/2016/5/10/chartex" xmlns:cx5="http://schemas.microsoft.com/office/drawing/2016/5/11/chartex" xmlns:cx6="http://schemas.microsoft.com/office/drawing/2016/5/12/chartex" xmlns:cx7="http://schemas.microsoft.com/office/drawing/2016/5/13/chartex" xmlns:cx8="http://schemas.microsoft.com/office/drawing/2016/5/14/chartex" xmlns:mc="http://schemas.openxmlformats.org/markup-compatibility/2006" xmlns:aink="http://schemas.microsoft.com/office/drawing/2016/ink" xmlns:am3d="http://schemas.microsoft.com/office/drawing/2017/model3d" xmlns:o="urn:schemas-microsoft-com:office:office" xmlns:oel="http://schemas.microsoft.com/office/2019/extlst" xmlns:r="http://schemas.openxmlformats.org/officeDocument/2006/relationships" xmlns:m="http://schemas.openxmlformats.org/officeDocument/2006/math" xmlns:v="urn:schemas-microsoft-com:vml" xmlns:wp14="http://schemas.microsoft.com/office/word/2010/wordprocessingDrawing" xmlns:wp="http://schemas.openxmlformats.org/drawingml/2006/wordprocessingDrawing" xmlns:w10="urn:schemas-microsoft-com:office:word" xmlns:w="http://schemas.openxmlformats.org/wordprocessingml/2006/main" xmlns:w14="http://schemas.microsoft.com/office/word/2010/wordml" xmlns:w15="http://schemas.microsoft.com/office/word/2012/wordml" xmlns:w16cex="http://schemas.microsoft.com/office/word/2018/wordml/cex" xmlns:w16cid="http://schemas.microsoft.com/office/word/2016/wordml/cid" xmlns:w16="http://schemas.microsoft.com/office/word/2018/wordml" xmlns:w16du="http://schemas.microsoft.com/office/word/2023/wordml/word16du" xmlns:w16sdtdh="http://schemas.microsoft.com/office/word/2020/wordml/sdtdatahash" xmlns:w16sdtfl="http://schemas.microsoft.com/office/word/2024/wordml/sdtformatlock" xmlns:w16se="http://schemas.microsoft.com/office/word/2015/wordml/symex" xmlns:wpg="http://schemas.microsoft.com/office/word/2010/wordprocessingGroup" xmlns:wpi="http://schemas.microsoft.com/office/word/2010/wordprocessingInk" xmlns:wne="http://schemas.microsoft.com/office/word/2006/wordml" xmlns:wps="http://schemas.microsoft.com/office/word/2010/wordprocessingShape" mc:Ignorable="w14 w15 w16se w16cid w16 w16cex w16sdtdh w16sdtfl w16du wp14">
+  <w:abstractNum w:abstractNumId="0" w15:restartNumberingAfterBreak="0">
+    <w:nsid w:val="007E0897"/>
+    <w:multiLevelType w:val="multilevel"/>
+    <w:tmpl w:val="8E4ED8D0"/>
+    <w:lvl w:ilvl="0">
+      <w:start w:val="1"/>
+      <w:numFmt w:val="bullet"/>
+      <w:lvlText w:val=""/>
+      <w:lvlJc w:val="left"/>
+      <w:pPr>
+        <w:tabs>
+          <w:tab w:val="num" w:pos="720"/>
+        </w:tabs>
+        <w:ind w:left="720" w:hanging="360"/>
+      </w:pPr>
+      <w:rPr>
+        <w:rFonts w:ascii="Symbol" w:hAnsi="Symbol" w:hint="default"/>
+        <w:sz w:val="20"/>
+      </w:rPr>
+    </w:lvl>
+    <w:lvl w:ilvl="1" w:tentative="1">
+      <w:start w:val="1"/>
+      <w:numFmt w:val="bullet"/>
+      <w:lvlText w:val="o"/>
+      <w:lvlJc w:val="left"/>
+      <w:pPr>
+        <w:tabs>
+          <w:tab w:val="num" w:pos="1440"/>
+        </w:tabs>
+        <w:ind w:left="1440" w:hanging="360"/>
+      </w:pPr>
+      <w:rPr>
+        <w:rFonts w:ascii="Courier New" w:hAnsi="Courier New" w:hint="default"/>
+        <w:sz w:val="20"/>
+      </w:rPr>
+    </w:lvl>
+    <w:lvl w:ilvl="2" w:tentative="1">
+      <w:start w:val="1"/>
+      <w:numFmt w:val="bullet"/>
+      <w:lvlText w:val=""/>
+      <w:lvlJc w:val="left"/>
+      <w:pPr>
+        <w:tabs>
+          <w:tab w:val="num" w:pos="2160"/>
+        </w:tabs>
+        <w:ind w:left="2160" w:hanging="360"/>
+      </w:pPr>
+      <w:rPr>
+        <w:rFonts w:ascii="Wingdings" w:hAnsi="Wingdings" w:hint="default"/>
+        <w:sz w:val="20"/>
+      </w:rPr>
+    </w:lvl>
+    <w:lvl w:ilvl="3" w:tentative="1">
+      <w:start w:val="1"/>
+      <w:numFmt w:val="bullet"/>
+      <w:lvlText w:val=""/>
+      <w:lvlJc w:val="left"/>
+      <w:pPr>
+        <w:tabs>
+          <w:tab w:val="num" w:pos="2880"/>
+        </w:tabs>
+        <w:ind w:left="2880" w:hanging="360"/>
+      </w:pPr>
+      <w:rPr>
+        <w:rFonts w:ascii="Wingdings" w:hAnsi="Wingdings" w:hint="default"/>
+        <w:sz w:val="20"/>
+      </w:rPr>
+    </w:lvl>
+    <w:lvl w:ilvl="4" w:tentative="1">
+      <w:start w:val="1"/>
+      <w:numFmt w:val="bullet"/>
+      <w:lvlText w:val=""/>
+      <w:lvlJc w:val="left"/>
+      <w:pPr>
+        <w:tabs>
+          <w:tab w:val="num" w:pos="3600"/>
+        </w:tabs>
+        <w:ind w:left="3600" w:hanging="360"/>
+      </w:pPr>
+      <w:rPr>
+        <w:rFonts w:ascii="Wingdings" w:hAnsi="Wingdings" w:hint="default"/>
+        <w:sz w:val="20"/>
+      </w:rPr>
+    </w:lvl>
+    <w:lvl w:ilvl="5" w:tentative="1">
+      <w:start w:val="1"/>
+      <w:numFmt w:val="bullet"/>
+      <w:lvlText w:val=""/>
+      <w:lvlJc w:val="left"/>
+      <w:pPr>
+        <w:tabs>
+          <w:tab w:val="num" w:pos="4320"/>
+        </w:tabs>
+        <w:ind w:left="4320" w:hanging="360"/>
+      </w:pPr>
+      <w:rPr>
+        <w:rFonts w:ascii="Wingdings" w:hAnsi="Wingdings" w:hint="default"/>
+        <w:sz w:val="20"/>
+      </w:rPr>
+    </w:lvl>
+    <w:lvl w:ilvl="6" w:tentative="1">
+      <w:start w:val="1"/>
+      <w:numFmt w:val="bullet"/>
+      <w:lvlText w:val=""/>
+      <w:lvlJc w:val="left"/>
+      <w:pPr>
+        <w:tabs>
+          <w:tab w:val="num" w:pos="5040"/>
+        </w:tabs>
+        <w:ind w:left="5040" w:hanging="360"/>
+      </w:pPr>
+      <w:rPr>
+        <w:rFonts w:ascii="Wingdings" w:hAnsi="Wingdings" w:hint="default"/>
+        <w:sz w:val="20"/>
+      </w:rPr>
+    </w:lvl>
+    <w:lvl w:ilvl="7" w:tentative="1">
+      <w:start w:val="1"/>
+      <w:numFmt w:val="bullet"/>
+      <w:lvlText w:val=""/>
+      <w:lvlJc w:val="left"/>
+      <w:pPr>
+        <w:tabs>
+          <w:tab w:val="num" w:pos="5760"/>
+        </w:tabs>
+        <w:ind w:left="5760" w:hanging="360"/>
+      </w:pPr>
+      <w:rPr>
+        <w:rFonts w:ascii="Wingdings" w:hAnsi="Wingdings" w:hint="default"/>
+        <w:sz w:val="20"/>
+      </w:rPr>
+    </w:lvl>
+    <w:lvl w:ilvl="8" w:tentative="1">
+      <w:start w:val="1"/>
+      <w:numFmt w:val="bullet"/>
+      <w:lvlText w:val=""/>
+      <w:lvlJc w:val="left"/>
+      <w:pPr>
+        <w:tabs>
+          <w:tab w:val="num" w:pos="6480"/>
+        </w:tabs>
+        <w:ind w:left="6480" w:hanging="360"/>
+      </w:pPr>
+      <w:rPr>
+        <w:rFonts w:ascii="Wingdings" w:hAnsi="Wingdings" w:hint="default"/>
+        <w:sz w:val="20"/>
+      </w:rPr>
+    </w:lvl>
+  </w:abstractNum>
+  <w:abstractNum w:abstractNumId="1" w15:restartNumberingAfterBreak="0">
+    <w:nsid w:val="645F5102"/>
+    <w:multiLevelType w:val="multilevel"/>
+    <w:tmpl w:val="EC7021C0"/>
+    <w:lvl w:ilvl="0">
+      <w:start w:val="1"/>
+      <w:numFmt w:val="bullet"/>
+      <w:lvlText w:val=""/>
+      <w:lvlJc w:val="left"/>
+      <w:pPr>
+        <w:tabs>
+          <w:tab w:val="num" w:pos="720"/>
+        </w:tabs>
+        <w:ind w:left="720" w:hanging="360"/>
+      </w:pPr>
+      <w:rPr>
+        <w:rFonts w:ascii="Symbol" w:hAnsi="Symbol" w:hint="default"/>
+        <w:sz w:val="20"/>
+      </w:rPr>
+    </w:lvl>
+    <w:lvl w:ilvl="1" w:tentative="1">
+      <w:start w:val="1"/>
+      <w:numFmt w:val="bullet"/>
+      <w:lvlText w:val="o"/>
+      <w:lvlJc w:val="left"/>
+      <w:pPr>
+        <w:tabs>
+          <w:tab w:val="num" w:pos="1440"/>
+        </w:tabs>
+        <w:ind w:left="1440" w:hanging="360"/>
+      </w:pPr>
+      <w:rPr>
+        <w:rFonts w:ascii="Courier New" w:hAnsi="Courier New" w:hint="default"/>
+        <w:sz w:val="20"/>
+      </w:rPr>
+    </w:lvl>
+    <w:lvl w:ilvl="2" w:tentative="1">
+      <w:start w:val="1"/>
+      <w:numFmt w:val="bullet"/>
+      <w:lvlText w:val=""/>
+      <w:lvlJc w:val="left"/>
+      <w:pPr>
+        <w:tabs>
+          <w:tab w:val="num" w:pos="2160"/>
+        </w:tabs>
+        <w:ind w:left="2160" w:hanging="360"/>
+      </w:pPr>
+      <w:rPr>
+        <w:rFonts w:ascii="Wingdings" w:hAnsi="Wingdings" w:hint="default"/>
+        <w:sz w:val="20"/>
+      </w:rPr>
+    </w:lvl>
+    <w:lvl w:ilvl="3" w:tentative="1">
+      <w:start w:val="1"/>
+      <w:numFmt w:val="bullet"/>
+      <w:lvlText w:val=""/>
+      <w:lvlJc w:val="left"/>
+      <w:pPr>
+        <w:tabs>
+          <w:tab w:val="num" w:pos="2880"/>
+        </w:tabs>
+        <w:ind w:left="2880" w:hanging="360"/>
+      </w:pPr>
+      <w:rPr>
+        <w:rFonts w:ascii="Wingdings" w:hAnsi="Wingdings" w:hint="default"/>
+        <w:sz w:val="20"/>
+      </w:rPr>
+    </w:lvl>
+    <w:lvl w:ilvl="4" w:tentative="1">
+      <w:start w:val="1"/>
+      <w:numFmt w:val="bullet"/>
+      <w:lvlText w:val=""/>
+      <w:lvlJc w:val="left"/>
+      <w:pPr>
+        <w:tabs>
+          <w:tab w:val="num" w:pos="3600"/>
+        </w:tabs>
+        <w:ind w:left="3600" w:hanging="360"/>
+      </w:pPr>
+      <w:rPr>
+        <w:rFonts w:ascii="Wingdings" w:hAnsi="Wingdings" w:hint="default"/>
+        <w:sz w:val="20"/>
+      </w:rPr>
+    </w:lvl>
+    <w:lvl w:ilvl="5" w:tentative="1">
+      <w:start w:val="1"/>
+      <w:numFmt w:val="bullet"/>
+      <w:lvlText w:val=""/>
+      <w:lvlJc w:val="left"/>
+      <w:pPr>
+        <w:tabs>
+          <w:tab w:val="num" w:pos="4320"/>
+        </w:tabs>
+        <w:ind w:left="4320" w:hanging="360"/>
+      </w:pPr>
+      <w:rPr>
+        <w:rFonts w:ascii="Wingdings" w:hAnsi="Wingdings" w:hint="default"/>
+        <w:sz w:val="20"/>
+      </w:rPr>
+    </w:lvl>
+    <w:lvl w:ilvl="6" w:tentative="1">
+      <w:start w:val="1"/>
+      <w:numFmt w:val="bullet"/>
+      <w:lvlText w:val=""/>
+      <w:lvlJc w:val="left"/>
+      <w:pPr>
+        <w:tabs>
+          <w:tab w:val="num" w:pos="5040"/>
+        </w:tabs>
+        <w:ind w:left="5040" w:hanging="360"/>
+      </w:pPr>
+      <w:rPr>
+        <w:rFonts w:ascii="Wingdings" w:hAnsi="Wingdings" w:hint="default"/>
+        <w:sz w:val="20"/>
+      </w:rPr>
+    </w:lvl>
+    <w:lvl w:ilvl="7" w:tentative="1">
+      <w:start w:val="1"/>
+      <w:numFmt w:val="bullet"/>
+      <w:lvlText w:val=""/>
+      <w:lvlJc w:val="left"/>
+      <w:pPr>
+        <w:tabs>
+          <w:tab w:val="num" w:pos="5760"/>
+        </w:tabs>
+        <w:ind w:left="5760" w:hanging="360"/>
+      </w:pPr>
+      <w:rPr>
+        <w:rFonts w:ascii="Wingdings" w:hAnsi="Wingdings" w:hint="default"/>
+        <w:sz w:val="20"/>
+      </w:rPr>
+    </w:lvl>
+    <w:lvl w:ilvl="8" w:tentative="1">
+      <w:start w:val="1"/>
+      <w:numFmt w:val="bullet"/>
+      <w:lvlText w:val=""/>
+      <w:lvlJc w:val="left"/>
+      <w:pPr>
+        <w:tabs>
+          <w:tab w:val="num" w:pos="6480"/>
+        </w:tabs>
+        <w:ind w:left="6480" w:hanging="360"/>
+      </w:pPr>
+      <w:rPr>
+        <w:rFonts w:ascii="Wingdings" w:hAnsi="Wingdings" w:hint="default"/>
+        <w:sz w:val="20"/>
+      </w:rPr>
+    </w:lvl>
+  </w:abstractNum>
+  <w:num w:numId="1" w16cid:durableId="455371392">
+    <w:abstractNumId w:val="1"/>
+  </w:num>
+  <w:num w:numId="2" w16cid:durableId="273024686">
+    <w:abstractNumId w:val="0"/>
+  </w:num>
+</w:numbering>
 </file>
 
 <file path=word/styles.xml><?xml version="1.0" encoding="utf-8"?>
@@ -1193,7 +992,7 @@
     <w:link w:val="Heading1Char"/>
     <w:uiPriority w:val="9"/>
     <w:qFormat/>
-    <w:rsid w:val="00A25AAE"/>
+    <w:rsid w:val="001D2954"/>
     <w:pPr>
       <w:keepNext/>
       <w:keepLines/>
@@ -1216,7 +1015,7 @@
     <w:semiHidden/>
     <w:unhideWhenUsed/>
     <w:qFormat/>
-    <w:rsid w:val="00A25AAE"/>
+    <w:rsid w:val="001D2954"/>
     <w:pPr>
       <w:keepNext/>
       <w:keepLines/>
@@ -1236,10 +1035,9 @@
     <w:next w:val="Normal"/>
     <w:link w:val="Heading3Char"/>
     <w:uiPriority w:val="9"/>
-    <w:semiHidden/>
     <w:unhideWhenUsed/>
     <w:qFormat/>
-    <w:rsid w:val="00A25AAE"/>
+    <w:rsid w:val="001D2954"/>
     <w:pPr>
       <w:keepNext/>
       <w:keepLines/>
@@ -1262,7 +1060,7 @@
     <w:semiHidden/>
     <w:unhideWhenUsed/>
     <w:qFormat/>
-    <w:rsid w:val="00A25AAE"/>
+    <w:rsid w:val="001D2954"/>
     <w:pPr>
       <w:keepNext/>
       <w:keepLines/>
@@ -1285,7 +1083,7 @@
     <w:semiHidden/>
     <w:unhideWhenUsed/>
     <w:qFormat/>
-    <w:rsid w:val="00A25AAE"/>
+    <w:rsid w:val="001D2954"/>
     <w:pPr>
       <w:keepNext/>
       <w:keepLines/>
@@ -1306,7 +1104,7 @@
     <w:semiHidden/>
     <w:unhideWhenUsed/>
     <w:qFormat/>
-    <w:rsid w:val="00A25AAE"/>
+    <w:rsid w:val="001D2954"/>
     <w:pPr>
       <w:keepNext/>
       <w:keepLines/>
@@ -1329,7 +1127,7 @@
     <w:semiHidden/>
     <w:unhideWhenUsed/>
     <w:qFormat/>
-    <w:rsid w:val="00A25AAE"/>
+    <w:rsid w:val="001D2954"/>
     <w:pPr>
       <w:keepNext/>
       <w:keepLines/>
@@ -1350,7 +1148,7 @@
     <w:semiHidden/>
     <w:unhideWhenUsed/>
     <w:qFormat/>
-    <w:rsid w:val="00A25AAE"/>
+    <w:rsid w:val="001D2954"/>
     <w:pPr>
       <w:keepNext/>
       <w:keepLines/>
@@ -1373,7 +1171,7 @@
     <w:semiHidden/>
     <w:unhideWhenUsed/>
     <w:qFormat/>
-    <w:rsid w:val="00A25AAE"/>
+    <w:rsid w:val="001D2954"/>
     <w:pPr>
       <w:keepNext/>
       <w:keepLines/>
@@ -1417,7 +1215,7 @@
     <w:basedOn w:val="DefaultParagraphFont"/>
     <w:link w:val="Heading1"/>
     <w:uiPriority w:val="9"/>
-    <w:rsid w:val="00A25AAE"/>
+    <w:rsid w:val="001D2954"/>
     <w:rPr>
       <w:rFonts w:asciiTheme="majorHAnsi" w:eastAsiaTheme="majorEastAsia" w:hAnsiTheme="majorHAnsi" w:cstheme="majorBidi"/>
       <w:color w:val="0F4761" w:themeColor="accent1" w:themeShade="BF"/>
@@ -1431,7 +1229,7 @@
     <w:link w:val="Heading2"/>
     <w:uiPriority w:val="9"/>
     <w:semiHidden/>
-    <w:rsid w:val="00A25AAE"/>
+    <w:rsid w:val="001D2954"/>
     <w:rPr>
       <w:rFonts w:asciiTheme="majorHAnsi" w:eastAsiaTheme="majorEastAsia" w:hAnsiTheme="majorHAnsi" w:cstheme="majorBidi"/>
       <w:color w:val="0F4761" w:themeColor="accent1" w:themeShade="BF"/>
@@ -1444,8 +1242,7 @@
     <w:basedOn w:val="DefaultParagraphFont"/>
     <w:link w:val="Heading3"/>
     <w:uiPriority w:val="9"/>
-    <w:semiHidden/>
-    <w:rsid w:val="00A25AAE"/>
+    <w:rsid w:val="001D2954"/>
     <w:rPr>
       <w:rFonts w:eastAsiaTheme="majorEastAsia" w:cstheme="majorBidi"/>
       <w:color w:val="0F4761" w:themeColor="accent1" w:themeShade="BF"/>
@@ -1459,7 +1256,7 @@
     <w:link w:val="Heading4"/>
     <w:uiPriority w:val="9"/>
     <w:semiHidden/>
-    <w:rsid w:val="00A25AAE"/>
+    <w:rsid w:val="001D2954"/>
     <w:rPr>
       <w:rFonts w:eastAsiaTheme="majorEastAsia" w:cstheme="majorBidi"/>
       <w:i/>
@@ -1473,7 +1270,7 @@
     <w:link w:val="Heading5"/>
     <w:uiPriority w:val="9"/>
     <w:semiHidden/>
-    <w:rsid w:val="00A25AAE"/>
+    <w:rsid w:val="001D2954"/>
     <w:rPr>
       <w:rFonts w:eastAsiaTheme="majorEastAsia" w:cstheme="majorBidi"/>
       <w:color w:val="0F4761" w:themeColor="accent1" w:themeShade="BF"/>
@@ -1485,7 +1282,7 @@
     <w:link w:val="Heading6"/>
     <w:uiPriority w:val="9"/>
     <w:semiHidden/>
-    <w:rsid w:val="00A25AAE"/>
+    <w:rsid w:val="001D2954"/>
     <w:rPr>
       <w:rFonts w:eastAsiaTheme="majorEastAsia" w:cstheme="majorBidi"/>
       <w:i/>
@@ -1499,7 +1296,7 @@
     <w:link w:val="Heading7"/>
     <w:uiPriority w:val="9"/>
     <w:semiHidden/>
-    <w:rsid w:val="00A25AAE"/>
+    <w:rsid w:val="001D2954"/>
     <w:rPr>
       <w:rFonts w:eastAsiaTheme="majorEastAsia" w:cstheme="majorBidi"/>
       <w:color w:val="595959" w:themeColor="text1" w:themeTint="A6"/>
@@ -1511,7 +1308,7 @@
     <w:link w:val="Heading8"/>
     <w:uiPriority w:val="9"/>
     <w:semiHidden/>
-    <w:rsid w:val="00A25AAE"/>
+    <w:rsid w:val="001D2954"/>
     <w:rPr>
       <w:rFonts w:eastAsiaTheme="majorEastAsia" w:cstheme="majorBidi"/>
       <w:i/>
@@ -1525,7 +1322,7 @@
     <w:link w:val="Heading9"/>
     <w:uiPriority w:val="9"/>
     <w:semiHidden/>
-    <w:rsid w:val="00A25AAE"/>
+    <w:rsid w:val="001D2954"/>
     <w:rPr>
       <w:rFonts w:eastAsiaTheme="majorEastAsia" w:cstheme="majorBidi"/>
       <w:color w:val="272727" w:themeColor="text1" w:themeTint="D8"/>
@@ -1538,7 +1335,7 @@
     <w:link w:val="TitleChar"/>
     <w:uiPriority w:val="10"/>
     <w:qFormat/>
-    <w:rsid w:val="00A25AAE"/>
+    <w:rsid w:val="001D2954"/>
     <w:pPr>
       <w:spacing w:after="80" w:line="240" w:lineRule="auto"/>
       <w:contextualSpacing/>
@@ -1556,7 +1353,7 @@
     <w:basedOn w:val="DefaultParagraphFont"/>
     <w:link w:val="Title"/>
     <w:uiPriority w:val="10"/>
-    <w:rsid w:val="00A25AAE"/>
+    <w:rsid w:val="001D2954"/>
     <w:rPr>
       <w:rFonts w:asciiTheme="majorHAnsi" w:eastAsiaTheme="majorEastAsia" w:hAnsiTheme="majorHAnsi" w:cstheme="majorBidi"/>
       <w:spacing w:val="-10"/>
@@ -1572,7 +1369,7 @@
     <w:link w:val="SubtitleChar"/>
     <w:uiPriority w:val="11"/>
     <w:qFormat/>
-    <w:rsid w:val="00A25AAE"/>
+    <w:rsid w:val="001D2954"/>
     <w:pPr>
       <w:numPr>
         <w:ilvl w:val="1"/>
@@ -1591,7 +1388,7 @@
     <w:basedOn w:val="DefaultParagraphFont"/>
     <w:link w:val="Subtitle"/>
     <w:uiPriority w:val="11"/>
-    <w:rsid w:val="00A25AAE"/>
+    <w:rsid w:val="001D2954"/>
     <w:rPr>
       <w:rFonts w:eastAsiaTheme="majorEastAsia" w:cstheme="majorBidi"/>
       <w:color w:val="595959" w:themeColor="text1" w:themeTint="A6"/>
@@ -1607,7 +1404,7 @@
     <w:link w:val="QuoteChar"/>
     <w:uiPriority w:val="29"/>
     <w:qFormat/>
-    <w:rsid w:val="00A25AAE"/>
+    <w:rsid w:val="001D2954"/>
     <w:pPr>
       <w:spacing w:before="160"/>
       <w:jc w:val="center"/>
@@ -1623,7 +1420,7 @@
     <w:basedOn w:val="DefaultParagraphFont"/>
     <w:link w:val="Quote"/>
     <w:uiPriority w:val="29"/>
-    <w:rsid w:val="00A25AAE"/>
+    <w:rsid w:val="001D2954"/>
     <w:rPr>
       <w:i/>
       <w:iCs/>
@@ -1635,7 +1432,7 @@
     <w:basedOn w:val="Normal"/>
     <w:uiPriority w:val="34"/>
     <w:qFormat/>
-    <w:rsid w:val="00A25AAE"/>
+    <w:rsid w:val="001D2954"/>
     <w:pPr>
       <w:ind w:left="720"/>
       <w:contextualSpacing/>
@@ -1646,7 +1443,7 @@
     <w:basedOn w:val="DefaultParagraphFont"/>
     <w:uiPriority w:val="21"/>
     <w:qFormat/>
-    <w:rsid w:val="00A25AAE"/>
+    <w:rsid w:val="001D2954"/>
     <w:rPr>
       <w:i/>
       <w:iCs/>
@@ -1660,7 +1457,7 @@
     <w:link w:val="IntenseQuoteChar"/>
     <w:uiPriority w:val="30"/>
     <w:qFormat/>
-    <w:rsid w:val="00A25AAE"/>
+    <w:rsid w:val="001D2954"/>
     <w:pPr>
       <w:pBdr>
         <w:top w:val="single" w:sz="4" w:space="10" w:color="0F4761" w:themeColor="accent1" w:themeShade="BF"/>
@@ -1681,7 +1478,7 @@
     <w:basedOn w:val="DefaultParagraphFont"/>
     <w:link w:val="IntenseQuote"/>
     <w:uiPriority w:val="30"/>
-    <w:rsid w:val="00A25AAE"/>
+    <w:rsid w:val="001D2954"/>
     <w:rPr>
       <w:i/>
       <w:iCs/>
@@ -1693,7 +1490,7 @@
     <w:basedOn w:val="DefaultParagraphFont"/>
     <w:uiPriority w:val="32"/>
     <w:qFormat/>
-    <w:rsid w:val="00A25AAE"/>
+    <w:rsid w:val="001D2954"/>
     <w:rPr>
       <w:b/>
       <w:bCs/>
@@ -1701,6 +1498,11 @@
       <w:color w:val="0F4761" w:themeColor="accent1" w:themeShade="BF"/>
       <w:spacing w:val="5"/>
     </w:rPr>
+  </w:style>
+  <w:style w:type="character" w:customStyle="1" w:styleId="s1">
+    <w:name w:val="s1"/>
+    <w:basedOn w:val="DefaultParagraphFont"/>
+    <w:rsid w:val="00025021"/>
   </w:style>
 </w:styles>
 </file>
